--- a/Lab9/Lab9_Kyrychenko.docx
+++ b/Lab9/Lab9_Kyrychenko.docx
@@ -2455,7 +2455,7 @@
         <w:rPr>
           <w:sz w:val="28"/>
           <w:szCs w:val="28"/>
-          <w:lang w:val="uk-UA"/>
+          <w:lang w:val="en-US"/>
         </w:rPr>
       </w:pPr>
       <w:r>
@@ -2477,10 +2477,80 @@
           <w:lang w:val="en-US"/>
         </w:rPr>
       </w:pPr>
+      <w:r>
+        <w:rPr>
+          <w:noProof/>
+        </w:rPr>
+        <w:drawing>
+          <wp:inline distT="0" distB="0" distL="0" distR="0" wp14:anchorId="5F36E26B" wp14:editId="703FC07A">
+            <wp:extent cx="5940425" cy="3931920"/>
+            <wp:effectExtent l="0" t="0" r="3175" b="0"/>
+            <wp:docPr id="1481598163" name="Picture 1"/>
+            <wp:cNvGraphicFramePr>
+              <a:graphicFrameLocks xmlns:a="http://schemas.openxmlformats.org/drawingml/2006/main" noChangeAspect="1"/>
+            </wp:cNvGraphicFramePr>
+            <a:graphic xmlns:a="http://schemas.openxmlformats.org/drawingml/2006/main">
+              <a:graphicData uri="http://schemas.openxmlformats.org/drawingml/2006/picture">
+                <pic:pic xmlns:pic="http://schemas.openxmlformats.org/drawingml/2006/picture">
+                  <pic:nvPicPr>
+                    <pic:cNvPr id="1481598163" name=""/>
+                    <pic:cNvPicPr/>
+                  </pic:nvPicPr>
+                  <pic:blipFill>
+                    <a:blip r:embed="rId10"/>
+                    <a:stretch>
+                      <a:fillRect/>
+                    </a:stretch>
+                  </pic:blipFill>
+                  <pic:spPr>
+                    <a:xfrm>
+                      <a:off x="0" y="0"/>
+                      <a:ext cx="5940425" cy="3931920"/>
+                    </a:xfrm>
+                    <a:prstGeom prst="rect">
+                      <a:avLst/>
+                    </a:prstGeom>
+                  </pic:spPr>
+                </pic:pic>
+              </a:graphicData>
+            </a:graphic>
+          </wp:inline>
+        </w:drawing>
+      </w:r>
     </w:p>
     <w:p>
       <w:pPr>
         <w:ind w:firstLine="0"/>
+        <w:jc w:val="center"/>
+        <w:rPr>
+          <w:sz w:val="28"/>
+          <w:szCs w:val="28"/>
+          <w:lang w:val="uk-UA"/>
+        </w:rPr>
+      </w:pPr>
+      <w:r>
+        <w:rPr>
+          <w:sz w:val="28"/>
+          <w:szCs w:val="28"/>
+          <w:lang w:val="uk-UA"/>
+        </w:rPr>
+        <w:t>Рисунок 5 – Тестування функціоналу сайту</w:t>
+      </w:r>
+    </w:p>
+    <w:p>
+      <w:pPr>
+        <w:ind w:firstLine="0"/>
+        <w:jc w:val="center"/>
+        <w:rPr>
+          <w:sz w:val="28"/>
+          <w:szCs w:val="28"/>
+          <w:lang w:val="en-US"/>
+        </w:rPr>
+      </w:pPr>
+    </w:p>
+    <w:p>
+      <w:pPr>
+        <w:ind w:firstLine="0"/>
         <w:rPr>
           <w:b/>
           <w:bCs/>
@@ -2688,6 +2758,7 @@
           <w:szCs w:val="28"/>
           <w:lang w:val="en-US"/>
         </w:rPr>
+        <w:lastRenderedPageBreak/>
         <w:br/>
         <w:t>&lt;div class="site-entry" style="border: 1px solid #ccc; padding: 20px; border-radius: 10px; background-color: #f9f9f9;"&gt;</w:t>
       </w:r>
@@ -3209,7 +3280,6 @@
           <w:szCs w:val="28"/>
           <w:lang w:val="uk-UA"/>
         </w:rPr>
-        <w:lastRenderedPageBreak/>
         <w:br/>
       </w:r>
       <w:r>
@@ -3861,6 +3931,14 @@
           <w:lang w:val="en-US"/>
         </w:rPr>
         <w:br/>
+      </w:r>
+      <w:r>
+        <w:rPr>
+          <w:sz w:val="28"/>
+          <w:szCs w:val="28"/>
+          <w:lang w:val="en-US"/>
+        </w:rPr>
+        <w:lastRenderedPageBreak/>
         <w:t xml:space="preserve">class </w:t>
       </w:r>
       <w:proofErr w:type="spellStart"/>
@@ -4084,7 +4162,6 @@
           <w:szCs w:val="28"/>
           <w:lang w:val="uk-UA"/>
         </w:rPr>
-        <w:lastRenderedPageBreak/>
         <w:t xml:space="preserve">Програмний код ФАЙЛ </w:t>
       </w:r>
       <w:proofErr w:type="spellStart"/>
@@ -4570,6 +4647,14 @@
           <w:lang w:val="en-US"/>
         </w:rPr>
         <w:br/>
+      </w:r>
+      <w:r>
+        <w:rPr>
+          <w:sz w:val="28"/>
+          <w:szCs w:val="28"/>
+          <w:lang w:val="en-US"/>
+        </w:rPr>
+        <w:lastRenderedPageBreak/>
         <w:t xml:space="preserve">                        'actions' =&gt; ['logout'],</w:t>
       </w:r>
       <w:r>
@@ -4800,14 +4885,6 @@
           <w:lang w:val="en-US"/>
         </w:rPr>
         <w:br/>
-      </w:r>
-      <w:r>
-        <w:rPr>
-          <w:sz w:val="28"/>
-          <w:szCs w:val="28"/>
-          <w:lang w:val="en-US"/>
-        </w:rPr>
-        <w:lastRenderedPageBreak/>
         <w:t xml:space="preserve">    {</w:t>
       </w:r>
       <w:r>
@@ -5278,7 +5355,6 @@
           <w:lang w:val="en-US"/>
         </w:rPr>
         <w:br/>
-        <w:t xml:space="preserve">     */</w:t>
       </w:r>
       <w:r>
         <w:rPr>
@@ -5288,52 +5364,8 @@
           <w:szCs w:val="28"/>
           <w:lang w:val="en-US"/>
         </w:rPr>
-        <w:br/>
-        <w:t xml:space="preserve">    </w:t>
-      </w:r>
-      <w:r>
-        <w:rPr>
-          <w:sz w:val="28"/>
-          <w:szCs w:val="28"/>
-          <w:lang w:val="en-US"/>
-        </w:rPr>
-        <w:t xml:space="preserve">public function </w:t>
-      </w:r>
-      <w:proofErr w:type="spellStart"/>
-      <w:r>
-        <w:rPr>
-          <w:sz w:val="28"/>
-          <w:szCs w:val="28"/>
-          <w:lang w:val="en-US"/>
-        </w:rPr>
-        <w:t>actionLogin</w:t>
-      </w:r>
-      <w:proofErr w:type="spellEnd"/>
-      <w:r>
-        <w:rPr>
-          <w:sz w:val="28"/>
-          <w:szCs w:val="28"/>
-          <w:lang w:val="en-US"/>
-        </w:rPr>
-        <w:t>()</w:t>
-      </w:r>
-      <w:r>
-        <w:rPr>
-          <w:sz w:val="28"/>
-          <w:szCs w:val="28"/>
-          <w:lang w:val="en-US"/>
-        </w:rPr>
-        <w:br/>
-        <w:t xml:space="preserve">    {</w:t>
-      </w:r>
-      <w:r>
-        <w:rPr>
-          <w:sz w:val="28"/>
-          <w:szCs w:val="28"/>
-          <w:lang w:val="en-US"/>
-        </w:rPr>
-        <w:br/>
-        <w:t xml:space="preserve">        if (!Yii::</w:t>
+        <w:lastRenderedPageBreak/>
+        <w:t xml:space="preserve">     */</w:t>
       </w:r>
       <w:r>
         <w:rPr>
@@ -5343,113 +5375,52 @@
           <w:szCs w:val="28"/>
           <w:lang w:val="en-US"/>
         </w:rPr>
-        <w:t>$app</w:t>
-      </w:r>
-      <w:r>
-        <w:rPr>
-          <w:sz w:val="28"/>
-          <w:szCs w:val="28"/>
-          <w:lang w:val="en-US"/>
-        </w:rPr>
-        <w:t>-&gt;user-&gt;</w:t>
-      </w:r>
-      <w:proofErr w:type="spellStart"/>
-      <w:r>
-        <w:rPr>
-          <w:sz w:val="28"/>
-          <w:szCs w:val="28"/>
-          <w:lang w:val="en-US"/>
-        </w:rPr>
-        <w:t>isGuest</w:t>
-      </w:r>
-      <w:proofErr w:type="spellEnd"/>
-      <w:r>
-        <w:rPr>
-          <w:sz w:val="28"/>
-          <w:szCs w:val="28"/>
-          <w:lang w:val="en-US"/>
-        </w:rPr>
-        <w:t>) {</w:t>
-      </w:r>
-      <w:r>
-        <w:rPr>
-          <w:sz w:val="28"/>
-          <w:szCs w:val="28"/>
-          <w:lang w:val="en-US"/>
-        </w:rPr>
-        <w:br/>
-        <w:t xml:space="preserve">            return $this-&gt;</w:t>
-      </w:r>
-      <w:proofErr w:type="spellStart"/>
-      <w:r>
-        <w:rPr>
-          <w:sz w:val="28"/>
-          <w:szCs w:val="28"/>
-          <w:lang w:val="en-US"/>
-        </w:rPr>
-        <w:t>goHome</w:t>
-      </w:r>
-      <w:proofErr w:type="spellEnd"/>
-      <w:r>
-        <w:rPr>
-          <w:sz w:val="28"/>
-          <w:szCs w:val="28"/>
-          <w:lang w:val="en-US"/>
-        </w:rPr>
-        <w:t>();</w:t>
-      </w:r>
-      <w:r>
-        <w:rPr>
-          <w:sz w:val="28"/>
-          <w:szCs w:val="28"/>
-          <w:lang w:val="en-US"/>
-        </w:rPr>
-        <w:br/>
-        <w:t xml:space="preserve">        }</w:t>
-      </w:r>
-      <w:r>
-        <w:rPr>
-          <w:sz w:val="28"/>
-          <w:szCs w:val="28"/>
-          <w:lang w:val="en-US"/>
-        </w:rPr>
-        <w:br/>
-      </w:r>
-      <w:r>
-        <w:rPr>
-          <w:sz w:val="28"/>
-          <w:szCs w:val="28"/>
-          <w:lang w:val="en-US"/>
-        </w:rPr>
-        <w:br/>
-        <w:t xml:space="preserve">        $model = new </w:t>
-      </w:r>
-      <w:proofErr w:type="spellStart"/>
-      <w:r>
-        <w:rPr>
-          <w:sz w:val="28"/>
-          <w:szCs w:val="28"/>
-          <w:lang w:val="en-US"/>
-        </w:rPr>
-        <w:t>LoginForm</w:t>
-      </w:r>
-      <w:proofErr w:type="spellEnd"/>
-      <w:r>
-        <w:rPr>
-          <w:sz w:val="28"/>
-          <w:szCs w:val="28"/>
-          <w:lang w:val="en-US"/>
-        </w:rPr>
-        <w:t>();</w:t>
-      </w:r>
-      <w:r>
-        <w:rPr>
-          <w:sz w:val="28"/>
-          <w:szCs w:val="28"/>
-          <w:lang w:val="en-US"/>
-        </w:rPr>
-        <w:br/>
-        <w:t xml:space="preserve">        if ($model-&gt;load(Yii::</w:t>
+        <w:br/>
+        <w:t xml:space="preserve">    </w:t>
+      </w:r>
+      <w:r>
+        <w:rPr>
+          <w:sz w:val="28"/>
+          <w:szCs w:val="28"/>
+          <w:lang w:val="en-US"/>
+        </w:rPr>
+        <w:t xml:space="preserve">public function </w:t>
+      </w:r>
+      <w:proofErr w:type="spellStart"/>
+      <w:r>
+        <w:rPr>
+          <w:sz w:val="28"/>
+          <w:szCs w:val="28"/>
+          <w:lang w:val="en-US"/>
+        </w:rPr>
+        <w:t>actionLogin</w:t>
+      </w:r>
+      <w:proofErr w:type="spellEnd"/>
+      <w:r>
+        <w:rPr>
+          <w:sz w:val="28"/>
+          <w:szCs w:val="28"/>
+          <w:lang w:val="en-US"/>
+        </w:rPr>
+        <w:t>()</w:t>
+      </w:r>
+      <w:r>
+        <w:rPr>
+          <w:sz w:val="28"/>
+          <w:szCs w:val="28"/>
+          <w:lang w:val="en-US"/>
+        </w:rPr>
+        <w:br/>
+        <w:t xml:space="preserve">    {</w:t>
+      </w:r>
+      <w:r>
+        <w:rPr>
+          <w:sz w:val="28"/>
+          <w:szCs w:val="28"/>
+          <w:lang w:val="en-US"/>
+        </w:rPr>
+        <w:br/>
+        <w:t xml:space="preserve">        if (!Yii::</w:t>
       </w:r>
       <w:r>
         <w:rPr>
@@ -5467,7 +5438,25 @@
           <w:szCs w:val="28"/>
           <w:lang w:val="en-US"/>
         </w:rPr>
-        <w:t>-&gt;request-&gt;post()) &amp;&amp; $model-&gt;login()) {</w:t>
+        <w:t>-&gt;user-&gt;</w:t>
+      </w:r>
+      <w:proofErr w:type="spellStart"/>
+      <w:r>
+        <w:rPr>
+          <w:sz w:val="28"/>
+          <w:szCs w:val="28"/>
+          <w:lang w:val="en-US"/>
+        </w:rPr>
+        <w:t>isGuest</w:t>
+      </w:r>
+      <w:proofErr w:type="spellEnd"/>
+      <w:r>
+        <w:rPr>
+          <w:sz w:val="28"/>
+          <w:szCs w:val="28"/>
+          <w:lang w:val="en-US"/>
+        </w:rPr>
+        <w:t>) {</w:t>
       </w:r>
       <w:r>
         <w:rPr>
@@ -5485,7 +5474,7 @@
           <w:szCs w:val="28"/>
           <w:lang w:val="en-US"/>
         </w:rPr>
-        <w:t>goBack</w:t>
+        <w:t>goHome</w:t>
       </w:r>
       <w:proofErr w:type="spellEnd"/>
       <w:r>
@@ -5520,60 +5509,34 @@
           <w:lang w:val="en-US"/>
         </w:rPr>
         <w:br/>
-        <w:t xml:space="preserve">        $model-&gt;password = '';</w:t>
-      </w:r>
-      <w:r>
-        <w:rPr>
-          <w:sz w:val="28"/>
-          <w:szCs w:val="28"/>
-          <w:lang w:val="en-US"/>
-        </w:rPr>
-        <w:br/>
-        <w:t xml:space="preserve">        return $this-&gt;render('login', [</w:t>
-      </w:r>
-      <w:r>
-        <w:rPr>
-          <w:sz w:val="28"/>
-          <w:szCs w:val="28"/>
-          <w:lang w:val="en-US"/>
-        </w:rPr>
-        <w:br/>
-        <w:t xml:space="preserve">            'model' =&gt; $model,</w:t>
-      </w:r>
-      <w:r>
-        <w:rPr>
-          <w:sz w:val="28"/>
-          <w:szCs w:val="28"/>
-          <w:lang w:val="en-US"/>
-        </w:rPr>
-        <w:br/>
-        <w:t xml:space="preserve">        ]);</w:t>
-      </w:r>
-      <w:r>
-        <w:rPr>
-          <w:sz w:val="28"/>
-          <w:szCs w:val="28"/>
-          <w:lang w:val="en-US"/>
-        </w:rPr>
-        <w:br/>
-        <w:t xml:space="preserve">    }</w:t>
-      </w:r>
-      <w:r>
-        <w:rPr>
-          <w:sz w:val="28"/>
-          <w:szCs w:val="28"/>
-          <w:lang w:val="en-US"/>
-        </w:rPr>
-        <w:br/>
-      </w:r>
-      <w:r>
-        <w:rPr>
-          <w:sz w:val="28"/>
-          <w:szCs w:val="28"/>
-          <w:lang w:val="en-US"/>
-        </w:rPr>
-        <w:br/>
-        <w:t xml:space="preserve">    </w:t>
+        <w:t xml:space="preserve">        $model = new </w:t>
+      </w:r>
+      <w:proofErr w:type="spellStart"/>
+      <w:r>
+        <w:rPr>
+          <w:sz w:val="28"/>
+          <w:szCs w:val="28"/>
+          <w:lang w:val="en-US"/>
+        </w:rPr>
+        <w:t>LoginForm</w:t>
+      </w:r>
+      <w:proofErr w:type="spellEnd"/>
+      <w:r>
+        <w:rPr>
+          <w:sz w:val="28"/>
+          <w:szCs w:val="28"/>
+          <w:lang w:val="en-US"/>
+        </w:rPr>
+        <w:t>();</w:t>
+      </w:r>
+      <w:r>
+        <w:rPr>
+          <w:sz w:val="28"/>
+          <w:szCs w:val="28"/>
+          <w:lang w:val="en-US"/>
+        </w:rPr>
+        <w:br/>
+        <w:t xml:space="preserve">        if ($model-&gt;load(Yii::</w:t>
       </w:r>
       <w:r>
         <w:rPr>
@@ -5583,7 +5546,121 @@
           <w:szCs w:val="28"/>
           <w:lang w:val="en-US"/>
         </w:rPr>
-        <w:t>/**</w:t>
+        <w:t>$app</w:t>
+      </w:r>
+      <w:r>
+        <w:rPr>
+          <w:sz w:val="28"/>
+          <w:szCs w:val="28"/>
+          <w:lang w:val="en-US"/>
+        </w:rPr>
+        <w:t>-&gt;request-&gt;post()) &amp;&amp; $model-&gt;login()) {</w:t>
+      </w:r>
+      <w:r>
+        <w:rPr>
+          <w:sz w:val="28"/>
+          <w:szCs w:val="28"/>
+          <w:lang w:val="en-US"/>
+        </w:rPr>
+        <w:br/>
+        <w:t xml:space="preserve">            return $this-&gt;</w:t>
+      </w:r>
+      <w:proofErr w:type="spellStart"/>
+      <w:r>
+        <w:rPr>
+          <w:sz w:val="28"/>
+          <w:szCs w:val="28"/>
+          <w:lang w:val="en-US"/>
+        </w:rPr>
+        <w:t>goBack</w:t>
+      </w:r>
+      <w:proofErr w:type="spellEnd"/>
+      <w:r>
+        <w:rPr>
+          <w:sz w:val="28"/>
+          <w:szCs w:val="28"/>
+          <w:lang w:val="en-US"/>
+        </w:rPr>
+        <w:t>();</w:t>
+      </w:r>
+      <w:r>
+        <w:rPr>
+          <w:sz w:val="28"/>
+          <w:szCs w:val="28"/>
+          <w:lang w:val="en-US"/>
+        </w:rPr>
+        <w:br/>
+        <w:t xml:space="preserve">        }</w:t>
+      </w:r>
+      <w:r>
+        <w:rPr>
+          <w:sz w:val="28"/>
+          <w:szCs w:val="28"/>
+          <w:lang w:val="en-US"/>
+        </w:rPr>
+        <w:br/>
+      </w:r>
+      <w:r>
+        <w:rPr>
+          <w:sz w:val="28"/>
+          <w:szCs w:val="28"/>
+          <w:lang w:val="en-US"/>
+        </w:rPr>
+        <w:br/>
+        <w:t xml:space="preserve">        $model-&gt;password = '';</w:t>
+      </w:r>
+      <w:r>
+        <w:rPr>
+          <w:sz w:val="28"/>
+          <w:szCs w:val="28"/>
+          <w:lang w:val="en-US"/>
+        </w:rPr>
+        <w:br/>
+        <w:t xml:space="preserve">        return $this-&gt;render('login', [</w:t>
+      </w:r>
+      <w:r>
+        <w:rPr>
+          <w:sz w:val="28"/>
+          <w:szCs w:val="28"/>
+          <w:lang w:val="en-US"/>
+        </w:rPr>
+        <w:br/>
+        <w:t xml:space="preserve">            'model' =&gt; $model,</w:t>
+      </w:r>
+      <w:r>
+        <w:rPr>
+          <w:sz w:val="28"/>
+          <w:szCs w:val="28"/>
+          <w:lang w:val="en-US"/>
+        </w:rPr>
+        <w:br/>
+        <w:t xml:space="preserve">        ]);</w:t>
+      </w:r>
+      <w:r>
+        <w:rPr>
+          <w:sz w:val="28"/>
+          <w:szCs w:val="28"/>
+          <w:lang w:val="en-US"/>
+        </w:rPr>
+        <w:br/>
+        <w:t xml:space="preserve">    }</w:t>
+      </w:r>
+      <w:r>
+        <w:rPr>
+          <w:sz w:val="28"/>
+          <w:szCs w:val="28"/>
+          <w:lang w:val="en-US"/>
+        </w:rPr>
+        <w:br/>
+      </w:r>
+      <w:r>
+        <w:rPr>
+          <w:sz w:val="28"/>
+          <w:szCs w:val="28"/>
+          <w:lang w:val="en-US"/>
+        </w:rPr>
+        <w:br/>
+        <w:t xml:space="preserve">    </w:t>
       </w:r>
       <w:r>
         <w:rPr>
@@ -5593,7 +5670,7 @@
           <w:szCs w:val="28"/>
           <w:lang w:val="en-US"/>
         </w:rPr>
-        <w:br/>
+        <w:t>/**</w:t>
       </w:r>
       <w:r>
         <w:rPr>
@@ -5603,7 +5680,7 @@
           <w:szCs w:val="28"/>
           <w:lang w:val="en-US"/>
         </w:rPr>
-        <w:lastRenderedPageBreak/>
+        <w:br/>
         <w:t xml:space="preserve">     * Logout action.</w:t>
       </w:r>
       <w:r>
@@ -6080,6 +6157,14 @@
           <w:lang w:val="en-US"/>
         </w:rPr>
         <w:br/>
+      </w:r>
+      <w:r>
+        <w:rPr>
+          <w:sz w:val="28"/>
+          <w:szCs w:val="28"/>
+          <w:lang w:val="en-US"/>
+        </w:rPr>
+        <w:lastRenderedPageBreak/>
         <w:t xml:space="preserve">            'model' =&gt; $model,</w:t>
       </w:r>
       <w:r>
@@ -6331,14 +6416,6 @@
           <w:lang w:val="en-US"/>
         </w:rPr>
         <w:br/>
-      </w:r>
-      <w:r>
-        <w:rPr>
-          <w:sz w:val="28"/>
-          <w:szCs w:val="28"/>
-          <w:lang w:val="en-US"/>
-        </w:rPr>
-        <w:lastRenderedPageBreak/>
         <w:t xml:space="preserve">        if ($model-&gt;load(Yii::</w:t>
       </w:r>
       <w:r>
@@ -6412,6 +6489,653 @@
         </w:rPr>
         <w:br/>
         <w:t xml:space="preserve">        }</w:t>
+      </w:r>
+      <w:r>
+        <w:rPr>
+          <w:sz w:val="28"/>
+          <w:szCs w:val="28"/>
+          <w:lang w:val="en-US"/>
+        </w:rPr>
+        <w:br/>
+        <w:t xml:space="preserve">    }</w:t>
+      </w:r>
+      <w:r>
+        <w:rPr>
+          <w:sz w:val="28"/>
+          <w:szCs w:val="28"/>
+          <w:lang w:val="en-US"/>
+        </w:rPr>
+        <w:br/>
+        <w:t>}</w:t>
+      </w:r>
+    </w:p>
+    <w:p>
+      <w:pPr>
+        <w:ind w:firstLine="0"/>
+        <w:jc w:val="left"/>
+        <w:rPr>
+          <w:sz w:val="28"/>
+          <w:szCs w:val="28"/>
+          <w:lang w:val="en-US"/>
+        </w:rPr>
+      </w:pPr>
+    </w:p>
+    <w:p>
+      <w:pPr>
+        <w:ind w:firstLine="0"/>
+        <w:jc w:val="left"/>
+        <w:rPr>
+          <w:sz w:val="28"/>
+          <w:szCs w:val="28"/>
+          <w:lang w:val="en-US"/>
+        </w:rPr>
+      </w:pPr>
+    </w:p>
+    <w:p>
+      <w:pPr>
+        <w:ind w:firstLine="0"/>
+        <w:jc w:val="left"/>
+        <w:rPr>
+          <w:b/>
+          <w:bCs/>
+          <w:sz w:val="28"/>
+          <w:szCs w:val="28"/>
+          <w:lang w:val="uk-UA"/>
+        </w:rPr>
+      </w:pPr>
+      <w:r>
+        <w:rPr>
+          <w:b/>
+          <w:bCs/>
+          <w:sz w:val="28"/>
+          <w:szCs w:val="28"/>
+          <w:lang w:val="uk-UA"/>
+        </w:rPr>
+        <w:t xml:space="preserve">Програмний код ФАЙЛ </w:t>
+      </w:r>
+      <w:proofErr w:type="spellStart"/>
+      <w:r>
+        <w:rPr>
+          <w:b/>
+          <w:bCs/>
+          <w:sz w:val="28"/>
+          <w:szCs w:val="28"/>
+        </w:rPr>
+        <w:t>BasicPagesCest.php</w:t>
+      </w:r>
+      <w:proofErr w:type="spellEnd"/>
+    </w:p>
+    <w:p>
+      <w:pPr>
+        <w:ind w:firstLine="0"/>
+        <w:jc w:val="left"/>
+        <w:rPr>
+          <w:b/>
+          <w:bCs/>
+          <w:sz w:val="28"/>
+          <w:szCs w:val="28"/>
+          <w:lang w:val="uk-UA"/>
+        </w:rPr>
+      </w:pPr>
+    </w:p>
+    <w:p>
+      <w:pPr>
+        <w:ind w:firstLine="0"/>
+        <w:jc w:val="left"/>
+        <w:rPr>
+          <w:sz w:val="28"/>
+          <w:szCs w:val="28"/>
+          <w:lang w:val="en-US"/>
+        </w:rPr>
+      </w:pPr>
+      <w:r>
+        <w:rPr>
+          <w:sz w:val="28"/>
+          <w:szCs w:val="28"/>
+          <w:lang w:val="en-US"/>
+        </w:rPr>
+        <w:t>&lt;?</w:t>
+      </w:r>
+      <w:proofErr w:type="spellStart"/>
+      <w:r>
+        <w:rPr>
+          <w:sz w:val="28"/>
+          <w:szCs w:val="28"/>
+          <w:lang w:val="en-US"/>
+        </w:rPr>
+        <w:t>php</w:t>
+      </w:r>
+      <w:proofErr w:type="spellEnd"/>
+      <w:r>
+        <w:rPr>
+          <w:sz w:val="28"/>
+          <w:szCs w:val="28"/>
+          <w:lang w:val="en-US"/>
+        </w:rPr>
+        <w:br/>
+      </w:r>
+      <w:r>
+        <w:rPr>
+          <w:sz w:val="28"/>
+          <w:szCs w:val="28"/>
+          <w:lang w:val="en-US"/>
+        </w:rPr>
+        <w:br/>
+        <w:t xml:space="preserve">class </w:t>
+      </w:r>
+      <w:proofErr w:type="spellStart"/>
+      <w:r>
+        <w:rPr>
+          <w:sz w:val="28"/>
+          <w:szCs w:val="28"/>
+          <w:lang w:val="en-US"/>
+        </w:rPr>
+        <w:t>BasicPagesCest</w:t>
+      </w:r>
+      <w:proofErr w:type="spellEnd"/>
+      <w:r>
+        <w:rPr>
+          <w:sz w:val="28"/>
+          <w:szCs w:val="28"/>
+          <w:lang w:val="en-US"/>
+        </w:rPr>
+        <w:br/>
+        <w:t>{</w:t>
+      </w:r>
+      <w:r>
+        <w:rPr>
+          <w:sz w:val="28"/>
+          <w:szCs w:val="28"/>
+          <w:lang w:val="en-US"/>
+        </w:rPr>
+        <w:br/>
+        <w:t xml:space="preserve">    // Check the Home Page</w:t>
+      </w:r>
+      <w:r>
+        <w:rPr>
+          <w:sz w:val="28"/>
+          <w:szCs w:val="28"/>
+          <w:lang w:val="en-US"/>
+        </w:rPr>
+        <w:br/>
+        <w:t xml:space="preserve">    public function </w:t>
+      </w:r>
+      <w:proofErr w:type="spellStart"/>
+      <w:r>
+        <w:rPr>
+          <w:sz w:val="28"/>
+          <w:szCs w:val="28"/>
+          <w:lang w:val="en-US"/>
+        </w:rPr>
+        <w:t>openHomePage</w:t>
+      </w:r>
+      <w:proofErr w:type="spellEnd"/>
+      <w:r>
+        <w:rPr>
+          <w:sz w:val="28"/>
+          <w:szCs w:val="28"/>
+          <w:lang w:val="en-US"/>
+        </w:rPr>
+        <w:t>(\</w:t>
+      </w:r>
+      <w:proofErr w:type="spellStart"/>
+      <w:r>
+        <w:rPr>
+          <w:sz w:val="28"/>
+          <w:szCs w:val="28"/>
+          <w:lang w:val="en-US"/>
+        </w:rPr>
+        <w:t>FunctionalTester</w:t>
+      </w:r>
+      <w:proofErr w:type="spellEnd"/>
+      <w:r>
+        <w:rPr>
+          <w:sz w:val="28"/>
+          <w:szCs w:val="28"/>
+          <w:lang w:val="en-US"/>
+        </w:rPr>
+        <w:t xml:space="preserve"> $I)</w:t>
+      </w:r>
+      <w:r>
+        <w:rPr>
+          <w:sz w:val="28"/>
+          <w:szCs w:val="28"/>
+          <w:lang w:val="en-US"/>
+        </w:rPr>
+        <w:br/>
+        <w:t xml:space="preserve">    {</w:t>
+      </w:r>
+      <w:r>
+        <w:rPr>
+          <w:sz w:val="28"/>
+          <w:szCs w:val="28"/>
+          <w:lang w:val="en-US"/>
+        </w:rPr>
+        <w:br/>
+        <w:t xml:space="preserve">        // Go to the home page</w:t>
+      </w:r>
+      <w:r>
+        <w:rPr>
+          <w:sz w:val="28"/>
+          <w:szCs w:val="28"/>
+          <w:lang w:val="en-US"/>
+        </w:rPr>
+        <w:br/>
+        <w:t xml:space="preserve">        $I-&gt;</w:t>
+      </w:r>
+      <w:proofErr w:type="spellStart"/>
+      <w:r>
+        <w:rPr>
+          <w:sz w:val="28"/>
+          <w:szCs w:val="28"/>
+          <w:lang w:val="en-US"/>
+        </w:rPr>
+        <w:t>amOnPage</w:t>
+      </w:r>
+      <w:proofErr w:type="spellEnd"/>
+      <w:r>
+        <w:rPr>
+          <w:sz w:val="28"/>
+          <w:szCs w:val="28"/>
+          <w:lang w:val="en-US"/>
+        </w:rPr>
+        <w:t>(['site/index']);</w:t>
+      </w:r>
+      <w:r>
+        <w:rPr>
+          <w:sz w:val="28"/>
+          <w:szCs w:val="28"/>
+          <w:lang w:val="en-US"/>
+        </w:rPr>
+        <w:br/>
+      </w:r>
+      <w:r>
+        <w:rPr>
+          <w:sz w:val="28"/>
+          <w:szCs w:val="28"/>
+          <w:lang w:val="en-US"/>
+        </w:rPr>
+        <w:br/>
+        <w:t xml:space="preserve">        // Check if we see the site name</w:t>
+      </w:r>
+      <w:r>
+        <w:rPr>
+          <w:sz w:val="28"/>
+          <w:szCs w:val="28"/>
+          <w:lang w:val="en-US"/>
+        </w:rPr>
+        <w:br/>
+        <w:t xml:space="preserve">        $I-&gt;see('My Application');</w:t>
+      </w:r>
+      <w:r>
+        <w:rPr>
+          <w:sz w:val="28"/>
+          <w:szCs w:val="28"/>
+          <w:lang w:val="en-US"/>
+        </w:rPr>
+        <w:br/>
+      </w:r>
+      <w:r>
+        <w:rPr>
+          <w:sz w:val="28"/>
+          <w:szCs w:val="28"/>
+          <w:lang w:val="en-US"/>
+        </w:rPr>
+        <w:br/>
+      </w:r>
+      <w:r>
+        <w:rPr>
+          <w:sz w:val="28"/>
+          <w:szCs w:val="28"/>
+          <w:lang w:val="en-US"/>
+        </w:rPr>
+        <w:lastRenderedPageBreak/>
+        <w:t xml:space="preserve">        // Check if we see the main welcome text</w:t>
+      </w:r>
+      <w:r>
+        <w:rPr>
+          <w:sz w:val="28"/>
+          <w:szCs w:val="28"/>
+          <w:lang w:val="en-US"/>
+        </w:rPr>
+        <w:br/>
+        <w:t xml:space="preserve">        $I-&gt;see('Congratulations!');</w:t>
+      </w:r>
+      <w:r>
+        <w:rPr>
+          <w:sz w:val="28"/>
+          <w:szCs w:val="28"/>
+          <w:lang w:val="en-US"/>
+        </w:rPr>
+        <w:br/>
+        <w:t xml:space="preserve">    }</w:t>
+      </w:r>
+      <w:r>
+        <w:rPr>
+          <w:sz w:val="28"/>
+          <w:szCs w:val="28"/>
+          <w:lang w:val="en-US"/>
+        </w:rPr>
+        <w:br/>
+      </w:r>
+      <w:r>
+        <w:rPr>
+          <w:sz w:val="28"/>
+          <w:szCs w:val="28"/>
+          <w:lang w:val="en-US"/>
+        </w:rPr>
+        <w:br/>
+        <w:t xml:space="preserve">    // Check the About Page</w:t>
+      </w:r>
+      <w:r>
+        <w:rPr>
+          <w:sz w:val="28"/>
+          <w:szCs w:val="28"/>
+          <w:lang w:val="en-US"/>
+        </w:rPr>
+        <w:br/>
+        <w:t xml:space="preserve">    public function </w:t>
+      </w:r>
+      <w:proofErr w:type="spellStart"/>
+      <w:r>
+        <w:rPr>
+          <w:sz w:val="28"/>
+          <w:szCs w:val="28"/>
+          <w:lang w:val="en-US"/>
+        </w:rPr>
+        <w:t>openAboutPage</w:t>
+      </w:r>
+      <w:proofErr w:type="spellEnd"/>
+      <w:r>
+        <w:rPr>
+          <w:sz w:val="28"/>
+          <w:szCs w:val="28"/>
+          <w:lang w:val="en-US"/>
+        </w:rPr>
+        <w:t>(\</w:t>
+      </w:r>
+      <w:proofErr w:type="spellStart"/>
+      <w:r>
+        <w:rPr>
+          <w:sz w:val="28"/>
+          <w:szCs w:val="28"/>
+          <w:lang w:val="en-US"/>
+        </w:rPr>
+        <w:t>FunctionalTester</w:t>
+      </w:r>
+      <w:proofErr w:type="spellEnd"/>
+      <w:r>
+        <w:rPr>
+          <w:sz w:val="28"/>
+          <w:szCs w:val="28"/>
+          <w:lang w:val="en-US"/>
+        </w:rPr>
+        <w:t xml:space="preserve"> $I)</w:t>
+      </w:r>
+      <w:r>
+        <w:rPr>
+          <w:sz w:val="28"/>
+          <w:szCs w:val="28"/>
+          <w:lang w:val="en-US"/>
+        </w:rPr>
+        <w:br/>
+        <w:t xml:space="preserve">    {</w:t>
+      </w:r>
+      <w:r>
+        <w:rPr>
+          <w:sz w:val="28"/>
+          <w:szCs w:val="28"/>
+          <w:lang w:val="en-US"/>
+        </w:rPr>
+        <w:br/>
+        <w:t xml:space="preserve">        // Go to About page</w:t>
+      </w:r>
+      <w:r>
+        <w:rPr>
+          <w:sz w:val="28"/>
+          <w:szCs w:val="28"/>
+          <w:lang w:val="en-US"/>
+        </w:rPr>
+        <w:br/>
+        <w:t xml:space="preserve">        $I-&gt;</w:t>
+      </w:r>
+      <w:proofErr w:type="spellStart"/>
+      <w:r>
+        <w:rPr>
+          <w:sz w:val="28"/>
+          <w:szCs w:val="28"/>
+          <w:lang w:val="en-US"/>
+        </w:rPr>
+        <w:t>amOnPage</w:t>
+      </w:r>
+      <w:proofErr w:type="spellEnd"/>
+      <w:r>
+        <w:rPr>
+          <w:sz w:val="28"/>
+          <w:szCs w:val="28"/>
+          <w:lang w:val="en-US"/>
+        </w:rPr>
+        <w:t>(['site/about']);</w:t>
+      </w:r>
+      <w:r>
+        <w:rPr>
+          <w:sz w:val="28"/>
+          <w:szCs w:val="28"/>
+          <w:lang w:val="en-US"/>
+        </w:rPr>
+        <w:br/>
+      </w:r>
+      <w:r>
+        <w:rPr>
+          <w:sz w:val="28"/>
+          <w:szCs w:val="28"/>
+          <w:lang w:val="en-US"/>
+        </w:rPr>
+        <w:br/>
+        <w:t xml:space="preserve">        // Check for H1 header</w:t>
+      </w:r>
+      <w:r>
+        <w:rPr>
+          <w:sz w:val="28"/>
+          <w:szCs w:val="28"/>
+          <w:lang w:val="en-US"/>
+        </w:rPr>
+        <w:br/>
+        <w:t xml:space="preserve">        $I-&gt;see('About', 'h1');</w:t>
+      </w:r>
+      <w:r>
+        <w:rPr>
+          <w:sz w:val="28"/>
+          <w:szCs w:val="28"/>
+          <w:lang w:val="en-US"/>
+        </w:rPr>
+        <w:br/>
+      </w:r>
+      <w:r>
+        <w:rPr>
+          <w:sz w:val="28"/>
+          <w:szCs w:val="28"/>
+          <w:lang w:val="en-US"/>
+        </w:rPr>
+        <w:br/>
+        <w:t xml:space="preserve">        // Check specific text</w:t>
+      </w:r>
+      <w:r>
+        <w:rPr>
+          <w:sz w:val="28"/>
+          <w:szCs w:val="28"/>
+          <w:lang w:val="en-US"/>
+        </w:rPr>
+        <w:br/>
+        <w:t xml:space="preserve">        $I-&gt;see('This is the About page.');</w:t>
+      </w:r>
+      <w:r>
+        <w:rPr>
+          <w:sz w:val="28"/>
+          <w:szCs w:val="28"/>
+          <w:lang w:val="en-US"/>
+        </w:rPr>
+        <w:br/>
+        <w:t xml:space="preserve">    }</w:t>
+      </w:r>
+      <w:r>
+        <w:rPr>
+          <w:sz w:val="28"/>
+          <w:szCs w:val="28"/>
+          <w:lang w:val="en-US"/>
+        </w:rPr>
+        <w:br/>
+      </w:r>
+      <w:r>
+        <w:rPr>
+          <w:sz w:val="28"/>
+          <w:szCs w:val="28"/>
+          <w:lang w:val="en-US"/>
+        </w:rPr>
+        <w:br/>
+        <w:t xml:space="preserve">    // Check the Contact Page form</w:t>
+      </w:r>
+      <w:r>
+        <w:rPr>
+          <w:sz w:val="28"/>
+          <w:szCs w:val="28"/>
+          <w:lang w:val="en-US"/>
+        </w:rPr>
+        <w:br/>
+        <w:t xml:space="preserve">    public function </w:t>
+      </w:r>
+      <w:proofErr w:type="spellStart"/>
+      <w:r>
+        <w:rPr>
+          <w:sz w:val="28"/>
+          <w:szCs w:val="28"/>
+          <w:lang w:val="en-US"/>
+        </w:rPr>
+        <w:t>openContactPage</w:t>
+      </w:r>
+      <w:proofErr w:type="spellEnd"/>
+      <w:r>
+        <w:rPr>
+          <w:sz w:val="28"/>
+          <w:szCs w:val="28"/>
+          <w:lang w:val="en-US"/>
+        </w:rPr>
+        <w:t>(\</w:t>
+      </w:r>
+      <w:proofErr w:type="spellStart"/>
+      <w:r>
+        <w:rPr>
+          <w:sz w:val="28"/>
+          <w:szCs w:val="28"/>
+          <w:lang w:val="en-US"/>
+        </w:rPr>
+        <w:t>FunctionalTester</w:t>
+      </w:r>
+      <w:proofErr w:type="spellEnd"/>
+      <w:r>
+        <w:rPr>
+          <w:sz w:val="28"/>
+          <w:szCs w:val="28"/>
+          <w:lang w:val="en-US"/>
+        </w:rPr>
+        <w:t xml:space="preserve"> $I)</w:t>
+      </w:r>
+      <w:r>
+        <w:rPr>
+          <w:sz w:val="28"/>
+          <w:szCs w:val="28"/>
+          <w:lang w:val="en-US"/>
+        </w:rPr>
+        <w:br/>
+        <w:t xml:space="preserve">    {</w:t>
+      </w:r>
+      <w:r>
+        <w:rPr>
+          <w:sz w:val="28"/>
+          <w:szCs w:val="28"/>
+          <w:lang w:val="en-US"/>
+        </w:rPr>
+        <w:br/>
+        <w:t xml:space="preserve">        // Go to Contact page</w:t>
+      </w:r>
+      <w:r>
+        <w:rPr>
+          <w:sz w:val="28"/>
+          <w:szCs w:val="28"/>
+          <w:lang w:val="en-US"/>
+        </w:rPr>
+        <w:br/>
+        <w:t xml:space="preserve">        $I-&gt;</w:t>
+      </w:r>
+      <w:proofErr w:type="spellStart"/>
+      <w:r>
+        <w:rPr>
+          <w:sz w:val="28"/>
+          <w:szCs w:val="28"/>
+          <w:lang w:val="en-US"/>
+        </w:rPr>
+        <w:t>amOnPage</w:t>
+      </w:r>
+      <w:proofErr w:type="spellEnd"/>
+      <w:r>
+        <w:rPr>
+          <w:sz w:val="28"/>
+          <w:szCs w:val="28"/>
+          <w:lang w:val="en-US"/>
+        </w:rPr>
+        <w:t>(['site/contact']);</w:t>
+      </w:r>
+      <w:r>
+        <w:rPr>
+          <w:sz w:val="28"/>
+          <w:szCs w:val="28"/>
+          <w:lang w:val="en-US"/>
+        </w:rPr>
+        <w:br/>
+      </w:r>
+      <w:r>
+        <w:rPr>
+          <w:sz w:val="28"/>
+          <w:szCs w:val="28"/>
+          <w:lang w:val="en-US"/>
+        </w:rPr>
+        <w:br/>
+        <w:t xml:space="preserve">        // Check for H1 header</w:t>
+      </w:r>
+      <w:r>
+        <w:rPr>
+          <w:sz w:val="28"/>
+          <w:szCs w:val="28"/>
+          <w:lang w:val="en-US"/>
+        </w:rPr>
+        <w:br/>
+        <w:t xml:space="preserve">        $I-&gt;see('Contact', 'h1');</w:t>
+      </w:r>
+      <w:r>
+        <w:rPr>
+          <w:sz w:val="28"/>
+          <w:szCs w:val="28"/>
+          <w:lang w:val="en-US"/>
+        </w:rPr>
+        <w:br/>
+      </w:r>
+      <w:r>
+        <w:rPr>
+          <w:sz w:val="28"/>
+          <w:szCs w:val="28"/>
+          <w:lang w:val="en-US"/>
+        </w:rPr>
+        <w:br/>
+        <w:t xml:space="preserve">        // Check if the form exists</w:t>
+      </w:r>
+      <w:r>
+        <w:rPr>
+          <w:sz w:val="28"/>
+          <w:szCs w:val="28"/>
+          <w:lang w:val="en-US"/>
+        </w:rPr>
+        <w:br/>
+        <w:t xml:space="preserve">        $I-&gt;see('Submit', 'button');</w:t>
       </w:r>
       <w:r>
         <w:rPr>
